--- a/submission/mind-type-dex-앱정보.docx
+++ b/submission/mind-type-dex-앱정보.docx
@@ -224,7 +224,7 @@
           <w:szCs w:val="20"/>
           <w:color w:val="1AA260"/>
         </w:rPr>
-        <w:t xml:space="preserve">(292/500자) </w:t>
+        <w:t xml:space="preserve">(300/500자) </w:t>
       </w:r>
       <w:r>
         <w:rPr>
@@ -246,7 +246,7 @@
           <w:szCs w:val="24"/>
           <w:color w:val="000000"/>
         </w:rPr>
-        <w:t xml:space="preserve">매일 한 번, 네 가지 짧은 질문에 답하면 오늘의 '마음 유형'을 알려드려요. 에너지·결정 방식·하루 리듬·시선 네 가지 기준으로 16종의 귀여운 동물 유형 중 오늘의 나를 진단해요. 결과 카드를 받고 상세 해석으로 나를 더 깊이 들여다보세요. 매일 달라지는 결과를 모아 16종 유형 도감을 완성하고, 연속 기록을 쌓으며 새싹 분석가에서 마음 박사까지 성장해요. 마음에 든 유형은 친구에게 공유 카드로 자랑할 수 있어요. 정답도 점수도 없이 가볍게 즐기는 재미 콘텐츠예요. 오늘의 나는 어떤 모습일지, 지금 확인해 보세요.</w:t>
+        <w:t xml:space="preserve">매일 한 번, 여섯 가지 짧은 질문에 답하면 오늘의 '마음 유형'을 알려드려요. 에너지·결정 방식·하루 리듬·시선·도전·표현 여섯 가지 기준으로 64종의 귀여운 동물 유형 중 오늘의 나를 진단해요. 결과 카드를 받고 상세 해석으로 나를 더 깊이 들여다보세요. 매일 달라지는 결과를 모아 64종 유형 도감을 완성하고, 연속 기록을 쌓으며 새싹 분석가에서 마음 박사까지 성장해요. 마음에 든 유형은 친구에게 공유 카드로 자랑할 수 있어요. 정답도 점수도 없이 가볍게 즐기는 재미 콘텐츠예요. 오늘의 나는 어떤 모습일지, 지금 확인해 보세요.</w:t>
       </w:r>
     </w:p>
     <w:p>
